--- a/Labs-Summary.docx
+++ b/Labs-Summary.docx
@@ -21,7 +21,7 @@
       <w:pPr>
         <w:numPr>
           <w:ilvl w:val="0"/>
-          <w:numId w:val="1"/>
+          <w:numId w:val="4"/>
         </w:numPr>
       </w:pPr>
       <w:r>
@@ -39,17 +39,60 @@
       <w:pPr>
         <w:numPr>
           <w:ilvl w:val="0"/>
-          <w:numId w:val="1"/>
+          <w:numId w:val="4"/>
         </w:numPr>
-      </w:pPr>
-      <w:r>
-        <w:rPr>
-          <w:b/>
-          <w:bCs/>
-        </w:rPr>
-        <w:t>Key Configuration Tasks:</w:t>
-      </w:r>
-      <w:r>
+        <w:rPr>
+          <w:lang w:val="es-MX"/>
+        </w:rPr>
+      </w:pPr>
+      <w:r>
+        <w:rPr>
+          <w:b/>
+          <w:bCs/>
+          <w:lang w:val="es-MX"/>
+        </w:rPr>
+        <w:t xml:space="preserve">Key </w:t>
+      </w:r>
+      <w:proofErr w:type="spellStart"/>
+      <w:r>
+        <w:rPr>
+          <w:b/>
+          <w:bCs/>
+          <w:lang w:val="es-MX"/>
+        </w:rPr>
+        <w:t>Configuration</w:t>
+      </w:r>
+      <w:proofErr w:type="spellEnd"/>
+      <w:r>
+        <w:rPr>
+          <w:b/>
+          <w:bCs/>
+          <w:lang w:val="es-MX"/>
+        </w:rPr>
+        <w:t xml:space="preserve"> </w:t>
+      </w:r>
+      <w:proofErr w:type="spellStart"/>
+      <w:r>
+        <w:rPr>
+          <w:b/>
+          <w:bCs/>
+          <w:lang w:val="es-MX"/>
+        </w:rPr>
+        <w:t>Tasks</w:t>
+      </w:r>
+      <w:proofErr w:type="spellEnd"/>
+      <w:r>
+        <w:rPr>
+          <w:b/>
+          <w:bCs/>
+          <w:lang w:val="es-MX"/>
+        </w:rPr>
+        <w:t>:</w:t>
+      </w:r>
+      <w:r>
+        <w:rPr>
+          <w:lang w:val="es-MX"/>
+        </w:rPr>
         <w:t xml:space="preserve"> </w:t>
       </w:r>
     </w:p>
@@ -57,7 +100,7 @@
       <w:pPr>
         <w:numPr>
           <w:ilvl w:val="1"/>
-          <w:numId w:val="1"/>
+          <w:numId w:val="4"/>
         </w:numPr>
       </w:pPr>
       <w:r>
@@ -68,7 +111,7 @@
       <w:pPr>
         <w:numPr>
           <w:ilvl w:val="1"/>
-          <w:numId w:val="1"/>
+          <w:numId w:val="4"/>
         </w:numPr>
       </w:pPr>
       <w:r>
@@ -107,7 +150,7 @@
       <w:pPr>
         <w:numPr>
           <w:ilvl w:val="1"/>
-          <w:numId w:val="1"/>
+          <w:numId w:val="4"/>
         </w:numPr>
       </w:pPr>
       <w:r>
@@ -128,7 +171,7 @@
       <w:pPr>
         <w:numPr>
           <w:ilvl w:val="1"/>
-          <w:numId w:val="1"/>
+          <w:numId w:val="4"/>
         </w:numPr>
       </w:pPr>
       <w:r>
@@ -137,9 +180,24 @@
     </w:p>
     <w:p>
       <w:pPr>
+        <w:rPr>
+          <w:b/>
+          <w:bCs/>
+        </w:rPr>
+      </w:pPr>
+      <w:r>
+        <w:rPr>
+          <w:b/>
+          <w:bCs/>
+        </w:rPr>
+        <w:t>Lab 2: Single-Area OSPFv2 &amp; Floating Static Backup (Domain 3.0)</w:t>
+      </w:r>
+    </w:p>
+    <w:p>
+      <w:pPr>
         <w:numPr>
           <w:ilvl w:val="0"/>
-          <w:numId w:val="1"/>
+          <w:numId w:val="6"/>
         </w:numPr>
       </w:pPr>
       <w:r>
@@ -147,88 +205,191 @@
           <w:b/>
           <w:bCs/>
         </w:rPr>
-        <w:t>Essential Verification Commands:</w:t>
-      </w:r>
-      <w:r>
-        <w:t xml:space="preserve"> </w:t>
+        <w:t>Topology:</w:t>
+      </w:r>
+      <w:r>
+        <w:t xml:space="preserve"> 3 Routers (R1, R2, R3) in a triangle topology representing Area 0, plus an ISP router off R1.</w:t>
       </w:r>
     </w:p>
     <w:p>
       <w:pPr>
         <w:numPr>
-          <w:ilvl w:val="1"/>
-          <w:numId w:val="2"/>
+          <w:ilvl w:val="0"/>
+          <w:numId w:val="6"/>
         </w:numPr>
-      </w:pPr>
-      <w:r>
-        <w:t xml:space="preserve">show </w:t>
+        <w:rPr>
+          <w:lang w:val="es-MX"/>
+        </w:rPr>
+      </w:pPr>
+      <w:r>
+        <w:rPr>
+          <w:b/>
+          <w:bCs/>
+          <w:lang w:val="es-MX"/>
+        </w:rPr>
+        <w:t xml:space="preserve">Key </w:t>
       </w:r>
       <w:proofErr w:type="spellStart"/>
       <w:r>
-        <w:t>etherchannel</w:t>
+        <w:rPr>
+          <w:b/>
+          <w:bCs/>
+          <w:lang w:val="es-MX"/>
+        </w:rPr>
+        <w:t>Configuration</w:t>
       </w:r>
       <w:proofErr w:type="spellEnd"/>
       <w:r>
-        <w:t xml:space="preserve"> summary</w:t>
+        <w:rPr>
+          <w:b/>
+          <w:bCs/>
+          <w:lang w:val="es-MX"/>
+        </w:rPr>
+        <w:t xml:space="preserve"> </w:t>
+      </w:r>
+      <w:proofErr w:type="spellStart"/>
+      <w:r>
+        <w:rPr>
+          <w:b/>
+          <w:bCs/>
+          <w:lang w:val="es-MX"/>
+        </w:rPr>
+        <w:t>Tasks</w:t>
+      </w:r>
+      <w:proofErr w:type="spellEnd"/>
+      <w:r>
+        <w:rPr>
+          <w:b/>
+          <w:bCs/>
+          <w:lang w:val="es-MX"/>
+        </w:rPr>
+        <w:t>:</w:t>
+      </w:r>
+      <w:r>
+        <w:rPr>
+          <w:lang w:val="es-MX"/>
+        </w:rPr>
+        <w:t xml:space="preserve"> </w:t>
       </w:r>
     </w:p>
     <w:p>
       <w:pPr>
         <w:numPr>
           <w:ilvl w:val="1"/>
-          <w:numId w:val="2"/>
+          <w:numId w:val="6"/>
         </w:numPr>
       </w:pPr>
       <w:r>
-        <w:t>show interfaces trunk</w:t>
+        <w:t xml:space="preserve">Enable router </w:t>
+      </w:r>
+      <w:proofErr w:type="spellStart"/>
+      <w:r>
+        <w:t>ospf</w:t>
+      </w:r>
+      <w:proofErr w:type="spellEnd"/>
+      <w:r>
+        <w:t xml:space="preserve"> 1 on all 3 routers and assign static </w:t>
+      </w:r>
+      <w:r>
+        <w:rPr>
+          <w:b/>
+          <w:bCs/>
+        </w:rPr>
+        <w:t>Router IDs</w:t>
+      </w:r>
+      <w:r>
+        <w:t xml:space="preserve"> using loopback addresses (1.1.1.1, 2.2.2.2, 3.3.3.3).</w:t>
       </w:r>
     </w:p>
     <w:p>
       <w:pPr>
         <w:numPr>
           <w:ilvl w:val="1"/>
-          <w:numId w:val="2"/>
+          <w:numId w:val="6"/>
         </w:numPr>
       </w:pPr>
       <w:r>
-        <w:t xml:space="preserve">show </w:t>
-      </w:r>
-      <w:proofErr w:type="spellStart"/>
-      <w:r>
-        <w:t>vlan</w:t>
-      </w:r>
-      <w:proofErr w:type="spellEnd"/>
-      <w:r>
-        <w:t xml:space="preserve"> brief</w:t>
+        <w:t>Configure passive-interface on all user-facing LAN interfaces so Hello packets are suppressed while connected subnets are advertised.</w:t>
       </w:r>
     </w:p>
     <w:p>
-      <w:r>
-        <w:pict w14:anchorId="7A6E9921">
-          <v:rect id="_x0000_i1031" style="width:0;height:1.5pt" o:hralign="center" o:hrstd="t" o:hr="t" fillcolor="#a0a0a0" stroked="f"/>
-        </w:pict>
+      <w:pPr>
+        <w:numPr>
+          <w:ilvl w:val="1"/>
+          <w:numId w:val="6"/>
+        </w:numPr>
+      </w:pPr>
+      <w:r>
+        <w:t xml:space="preserve">Set R1’s </w:t>
+      </w:r>
+      <w:proofErr w:type="spellStart"/>
+      <w:r>
+        <w:t>GigabitEthernet</w:t>
+      </w:r>
+      <w:proofErr w:type="spellEnd"/>
+      <w:r>
+        <w:t xml:space="preserve"> interface priority to 255 to ensure it wins the </w:t>
+      </w:r>
+      <w:r>
+        <w:rPr>
+          <w:b/>
+          <w:bCs/>
+        </w:rPr>
+        <w:t>DR election</w:t>
+      </w:r>
+      <w:r>
+        <w:t xml:space="preserve"> on the shared segment.</w:t>
       </w:r>
     </w:p>
     <w:p>
       <w:pPr>
-        <w:rPr>
-          <w:b/>
-          <w:bCs/>
-        </w:rPr>
-      </w:pPr>
-      <w:r>
-        <w:rPr>
-          <w:b/>
-          <w:bCs/>
-        </w:rPr>
-        <w:t>Lab 2: Single-Area OSPFv2 &amp; Floating Static Backup (Domain 3.0)</w:t>
+        <w:numPr>
+          <w:ilvl w:val="1"/>
+          <w:numId w:val="6"/>
+        </w:numPr>
+      </w:pPr>
+      <w:r>
+        <w:t xml:space="preserve">Configure a primary static default route on R1 pointing to the ISP, and a </w:t>
+      </w:r>
+      <w:r>
+        <w:rPr>
+          <w:b/>
+          <w:bCs/>
+        </w:rPr>
+        <w:t>Floating Static Default Route</w:t>
+      </w:r>
+      <w:r>
+        <w:t xml:space="preserve"> (`</w:t>
+      </w:r>
+      <w:proofErr w:type="spellStart"/>
+      <w:r>
+        <w:t>ip</w:t>
+      </w:r>
+      <w:proofErr w:type="spellEnd"/>
+      <w:r>
+        <w:t xml:space="preserve"> route 0.0.0.0 0.0.0.0</w:t>
       </w:r>
     </w:p>
     <w:p>
       <w:pPr>
+        <w:rPr>
+          <w:b/>
+          <w:bCs/>
+        </w:rPr>
+      </w:pPr>
+      <w:r>
+        <w:rPr>
+          <w:b/>
+          <w:bCs/>
+        </w:rPr>
+        <w:t>Lab 3: First Hop Redundancy Protocol - HSRP (Domain 3.0)</w:t>
+      </w:r>
+    </w:p>
+    <w:p>
+      <w:pPr>
         <w:numPr>
           <w:ilvl w:val="0"/>
-          <w:numId w:val="3"/>
+          <w:numId w:val="7"/>
         </w:numPr>
       </w:pPr>
       <w:r>
@@ -239,24 +400,67 @@
         <w:t>Topology:</w:t>
       </w:r>
       <w:r>
-        <w:t xml:space="preserve"> 3 Routers (R1, R2, R3) in a triangle topology representing Area 0, plus an ISP router off R1.</w:t>
+        <w:t xml:space="preserve"> 2 Gateway Routers (R1, R2) sharing a LAN segment with host PCs.</w:t>
       </w:r>
     </w:p>
     <w:p>
       <w:pPr>
         <w:numPr>
           <w:ilvl w:val="0"/>
-          <w:numId w:val="3"/>
+          <w:numId w:val="7"/>
         </w:numPr>
-      </w:pPr>
-      <w:r>
-        <w:rPr>
-          <w:b/>
-          <w:bCs/>
-        </w:rPr>
-        <w:t>Key Configuration Tasks:</w:t>
-      </w:r>
-      <w:r>
+        <w:rPr>
+          <w:lang w:val="es-MX"/>
+        </w:rPr>
+      </w:pPr>
+      <w:r>
+        <w:rPr>
+          <w:b/>
+          <w:bCs/>
+          <w:lang w:val="es-MX"/>
+        </w:rPr>
+        <w:t xml:space="preserve">Key </w:t>
+      </w:r>
+      <w:proofErr w:type="spellStart"/>
+      <w:r>
+        <w:rPr>
+          <w:b/>
+          <w:bCs/>
+          <w:lang w:val="es-MX"/>
+        </w:rPr>
+        <w:t>Configuration</w:t>
+      </w:r>
+      <w:proofErr w:type="spellEnd"/>
+      <w:r>
+        <w:rPr>
+          <w:b/>
+          <w:bCs/>
+          <w:lang w:val="es-MX"/>
+        </w:rPr>
+        <w:t xml:space="preserve"> </w:t>
+      </w:r>
+      <w:proofErr w:type="spellStart"/>
+      <w:r>
+        <w:rPr>
+          <w:b/>
+          <w:bCs/>
+          <w:lang w:val="es-MX"/>
+        </w:rPr>
+        <w:t>Tasks</w:t>
+      </w:r>
+      <w:proofErr w:type="spellEnd"/>
+      <w:r>
+        <w:rPr>
+          <w:b/>
+          <w:bCs/>
+          <w:lang w:val="es-MX"/>
+        </w:rPr>
+        <w:t>:</w:t>
+      </w:r>
+      <w:r>
+        <w:rPr>
+          <w:lang w:val="es-MX"/>
+        </w:rPr>
         <w:t xml:space="preserve"> </w:t>
       </w:r>
     </w:p>
@@ -264,98 +468,453 @@
       <w:pPr>
         <w:numPr>
           <w:ilvl w:val="1"/>
-          <w:numId w:val="3"/>
+          <w:numId w:val="7"/>
         </w:numPr>
       </w:pPr>
       <w:r>
-        <w:t xml:space="preserve">Enable router </w:t>
-      </w:r>
-      <w:proofErr w:type="spellStart"/>
-      <w:r>
-        <w:t>ospf</w:t>
-      </w:r>
-      <w:proofErr w:type="spellEnd"/>
-      <w:r>
-        <w:t xml:space="preserve"> 1 on all 3 routers and assign static </w:t>
-      </w:r>
-      <w:r>
-        <w:rPr>
-          <w:b/>
-          <w:bCs/>
-        </w:rPr>
-        <w:t>Router IDs</w:t>
-      </w:r>
-      <w:r>
-        <w:t xml:space="preserve"> using loopback addresses (1.1.1.1, 2.2.2.2, 3.3.3.3).</w:t>
+        <w:t xml:space="preserve">Configure </w:t>
+      </w:r>
+      <w:r>
+        <w:rPr>
+          <w:b/>
+          <w:bCs/>
+        </w:rPr>
+        <w:t>HSRP Group 10</w:t>
+      </w:r>
+      <w:r>
+        <w:t xml:space="preserve"> on R1 and R2 using virtual IP 192.168.1.254.</w:t>
       </w:r>
     </w:p>
     <w:p>
       <w:pPr>
         <w:numPr>
           <w:ilvl w:val="1"/>
-          <w:numId w:val="3"/>
+          <w:numId w:val="7"/>
         </w:numPr>
       </w:pPr>
       <w:r>
-        <w:t>Configure passive-interface on all user-facing LAN interfaces so Hello packets are suppressed while connected subnets are advertised.</w:t>
+        <w:t xml:space="preserve">Make R1 the </w:t>
+      </w:r>
+      <w:r>
+        <w:rPr>
+          <w:b/>
+          <w:bCs/>
+        </w:rPr>
+        <w:t>Active Router</w:t>
+      </w:r>
+      <w:r>
+        <w:t xml:space="preserve"> by raising its HSRP priority to 110 (standby 10 priority 110) and enabling </w:t>
+      </w:r>
+      <w:r>
+        <w:rPr>
+          <w:b/>
+          <w:bCs/>
+        </w:rPr>
+        <w:t>Preemption</w:t>
+      </w:r>
+      <w:r>
+        <w:t xml:space="preserve"> (standby 10 preempt).</w:t>
       </w:r>
     </w:p>
     <w:p>
       <w:pPr>
         <w:numPr>
           <w:ilvl w:val="1"/>
-          <w:numId w:val="3"/>
+          <w:numId w:val="7"/>
         </w:numPr>
       </w:pPr>
       <w:r>
-        <w:t xml:space="preserve">Set R1’s </w:t>
-      </w:r>
-      <w:proofErr w:type="spellStart"/>
-      <w:r>
-        <w:t>GigabitEthernet</w:t>
-      </w:r>
-      <w:proofErr w:type="spellEnd"/>
-      <w:r>
-        <w:t xml:space="preserve"> interface priority to 255 to ensure it wins the </w:t>
-      </w:r>
-      <w:r>
-        <w:rPr>
-          <w:b/>
-          <w:bCs/>
-        </w:rPr>
-        <w:t>DR election</w:t>
-      </w:r>
-      <w:r>
-        <w:t xml:space="preserve"> on the shared segment.</w:t>
+        <w:lastRenderedPageBreak/>
+        <w:t>Verify that the virtual MAC address generated matches the HSRPv1 structure (</w:t>
+      </w:r>
+      <w:proofErr w:type="gramStart"/>
+      <w:r>
+        <w:t>0000.0c07.ac</w:t>
+      </w:r>
+      <w:proofErr w:type="gramEnd"/>
+      <w:r>
+        <w:t>0a).</w:t>
       </w:r>
     </w:p>
     <w:p>
       <w:pPr>
         <w:numPr>
           <w:ilvl w:val="1"/>
-          <w:numId w:val="3"/>
+          <w:numId w:val="7"/>
         </w:numPr>
       </w:pPr>
       <w:r>
-        <w:t xml:space="preserve">Configure a primary static default route on R1 pointing to the ISP, and a </w:t>
-      </w:r>
-      <w:r>
-        <w:rPr>
-          <w:b/>
-          <w:bCs/>
-        </w:rPr>
-        <w:t>Floating Static Default Route</w:t>
-      </w:r>
-      <w:r>
-        <w:t xml:space="preserve"> (`</w:t>
+        <w:t>Shut down R1's LAN interface to test automatic failover to R2.</w:t>
+      </w:r>
+    </w:p>
+    <w:p>
+      <w:pPr>
+        <w:rPr>
+          <w:b/>
+          <w:bCs/>
+        </w:rPr>
+      </w:pPr>
+      <w:r>
+        <w:rPr>
+          <w:b/>
+          <w:bCs/>
+        </w:rPr>
+        <w:t>Lab 4: Layer 2 Security &amp; Hardening (Domain 5.0)</w:t>
+      </w:r>
+    </w:p>
+    <w:p>
+      <w:pPr>
+        <w:numPr>
+          <w:ilvl w:val="0"/>
+          <w:numId w:val="10"/>
+        </w:numPr>
+      </w:pPr>
+      <w:r>
+        <w:rPr>
+          <w:b/>
+          <w:bCs/>
+        </w:rPr>
+        <w:t>Topology:</w:t>
+      </w:r>
+      <w:r>
+        <w:t xml:space="preserve"> 1 Access Switch connected to host PCs and an unauthorized rogue switch.</w:t>
+      </w:r>
+    </w:p>
+    <w:p>
+      <w:pPr>
+        <w:numPr>
+          <w:ilvl w:val="0"/>
+          <w:numId w:val="10"/>
+        </w:numPr>
+        <w:rPr>
+          <w:lang w:val="es-MX"/>
+        </w:rPr>
+      </w:pPr>
+      <w:r>
+        <w:rPr>
+          <w:b/>
+          <w:bCs/>
+          <w:lang w:val="es-MX"/>
+        </w:rPr>
+        <w:t xml:space="preserve">Key </w:t>
       </w:r>
       <w:proofErr w:type="spellStart"/>
       <w:r>
+        <w:rPr>
+          <w:b/>
+          <w:bCs/>
+          <w:lang w:val="es-MX"/>
+        </w:rPr>
+        <w:t>Configuration</w:t>
+      </w:r>
+      <w:proofErr w:type="spellEnd"/>
+      <w:r>
+        <w:rPr>
+          <w:b/>
+          <w:bCs/>
+          <w:lang w:val="es-MX"/>
+        </w:rPr>
+        <w:t xml:space="preserve"> </w:t>
+      </w:r>
+      <w:proofErr w:type="spellStart"/>
+      <w:r>
+        <w:rPr>
+          <w:b/>
+          <w:bCs/>
+          <w:lang w:val="es-MX"/>
+        </w:rPr>
+        <w:t>Tasks</w:t>
+      </w:r>
+      <w:proofErr w:type="spellEnd"/>
+      <w:r>
+        <w:rPr>
+          <w:b/>
+          <w:bCs/>
+          <w:lang w:val="es-MX"/>
+        </w:rPr>
+        <w:t>:</w:t>
+      </w:r>
+      <w:r>
+        <w:rPr>
+          <w:lang w:val="es-MX"/>
+        </w:rPr>
+        <w:t xml:space="preserve"> </w:t>
+      </w:r>
+    </w:p>
+    <w:p>
+      <w:pPr>
+        <w:numPr>
+          <w:ilvl w:val="1"/>
+          <w:numId w:val="10"/>
+        </w:numPr>
+      </w:pPr>
+      <w:r>
+        <w:t xml:space="preserve">Configure </w:t>
+      </w:r>
+      <w:r>
+        <w:rPr>
+          <w:b/>
+          <w:bCs/>
+        </w:rPr>
+        <w:t>Port Security</w:t>
+      </w:r>
+      <w:r>
+        <w:t xml:space="preserve"> on access ports: set maximum MAC limit to 2, enable </w:t>
+      </w:r>
+      <w:r>
+        <w:rPr>
+          <w:b/>
+          <w:bCs/>
+        </w:rPr>
+        <w:t>sticky</w:t>
+      </w:r>
+      <w:r>
+        <w:t xml:space="preserve"> learning, and set the violation mode to </w:t>
+      </w:r>
+      <w:r>
+        <w:rPr>
+          <w:b/>
+          <w:bCs/>
+        </w:rPr>
+        <w:t>restrict</w:t>
+      </w:r>
+      <w:r>
+        <w:t xml:space="preserve"> (switchport port-security violation restrict).</w:t>
+      </w:r>
+    </w:p>
+    <w:p>
+      <w:pPr>
+        <w:numPr>
+          <w:ilvl w:val="1"/>
+          <w:numId w:val="10"/>
+        </w:numPr>
+      </w:pPr>
+      <w:r>
+        <w:t xml:space="preserve">Enable </w:t>
+      </w:r>
+      <w:proofErr w:type="spellStart"/>
+      <w:r>
+        <w:rPr>
+          <w:b/>
+          <w:bCs/>
+        </w:rPr>
+        <w:t>PortFast</w:t>
+      </w:r>
+      <w:proofErr w:type="spellEnd"/>
+      <w:r>
+        <w:t xml:space="preserve"> and </w:t>
+      </w:r>
+      <w:r>
+        <w:rPr>
+          <w:b/>
+          <w:bCs/>
+        </w:rPr>
+        <w:t>BPDU Guard</w:t>
+      </w:r>
+      <w:r>
+        <w:t xml:space="preserve"> on all access ports (spanning-tree </w:t>
+      </w:r>
+      <w:proofErr w:type="spellStart"/>
+      <w:r>
+        <w:t>portfast</w:t>
+      </w:r>
+      <w:proofErr w:type="spellEnd"/>
+      <w:r>
+        <w:t xml:space="preserve">, spanning-tree </w:t>
+      </w:r>
+      <w:proofErr w:type="spellStart"/>
+      <w:r>
+        <w:t>bpduguard</w:t>
+      </w:r>
+      <w:proofErr w:type="spellEnd"/>
+      <w:r>
+        <w:t xml:space="preserve"> enable).</w:t>
+      </w:r>
+    </w:p>
+    <w:p>
+      <w:pPr>
+        <w:numPr>
+          <w:ilvl w:val="1"/>
+          <w:numId w:val="10"/>
+        </w:numPr>
+      </w:pPr>
+      <w:r>
+        <w:t xml:space="preserve">Enable </w:t>
+      </w:r>
+      <w:r>
+        <w:rPr>
+          <w:b/>
+          <w:bCs/>
+        </w:rPr>
+        <w:t>DHCP Snooping</w:t>
+      </w:r>
+      <w:r>
+        <w:t xml:space="preserve"> globally and on VLAN 10; mark the uplink to the legitimate DHCP server as </w:t>
+      </w:r>
+      <w:r>
+        <w:rPr>
+          <w:b/>
+          <w:bCs/>
+        </w:rPr>
+        <w:t>trusted</w:t>
+      </w:r>
+      <w:r>
+        <w:t xml:space="preserve"> while leaving host ports </w:t>
+      </w:r>
+      <w:r>
+        <w:rPr>
+          <w:b/>
+          <w:bCs/>
+        </w:rPr>
+        <w:t>untrusted</w:t>
+      </w:r>
+      <w:r>
+        <w:t>.</w:t>
+      </w:r>
+    </w:p>
+    <w:p>
+      <w:pPr>
+        <w:numPr>
+          <w:ilvl w:val="1"/>
+          <w:numId w:val="10"/>
+        </w:numPr>
+      </w:pPr>
+      <w:r>
+        <w:t xml:space="preserve">Enable </w:t>
+      </w:r>
+      <w:r>
+        <w:rPr>
+          <w:b/>
+          <w:bCs/>
+        </w:rPr>
+        <w:t>Dynamic ARP Inspection (DAI)</w:t>
+      </w:r>
+      <w:r>
+        <w:t xml:space="preserve"> on VLAN 10 (</w:t>
+      </w:r>
+      <w:proofErr w:type="spellStart"/>
+      <w:r>
         <w:t>ip</w:t>
       </w:r>
       <w:proofErr w:type="spellEnd"/>
       <w:r>
-        <w:t xml:space="preserve"> route 0.0.0.0 0.0.0.0</w:t>
+        <w:t xml:space="preserve"> </w:t>
+      </w:r>
+      <w:proofErr w:type="spellStart"/>
+      <w:r>
+        <w:t>arp</w:t>
+      </w:r>
+      <w:proofErr w:type="spellEnd"/>
+      <w:r>
+        <w:t xml:space="preserve"> inspection </w:t>
+      </w:r>
+      <w:proofErr w:type="spellStart"/>
+      <w:r>
+        <w:t>vlan</w:t>
+      </w:r>
+      <w:proofErr w:type="spellEnd"/>
+      <w:r>
+        <w:t xml:space="preserve"> 10) and verify ARP packets are validated against the DHCP Snooping binding table.</w:t>
+      </w:r>
+    </w:p>
+    <w:p>
+      <w:pPr>
+        <w:rPr>
+          <w:b/>
+          <w:bCs/>
+        </w:rPr>
+      </w:pPr>
+      <w:r>
+        <w:rPr>
+          <w:b/>
+          <w:bCs/>
+        </w:rPr>
+        <w:t>Lab 5: IP Services - PAT Overload &amp; DHCP Relay (Domain 4.0)</w:t>
+      </w:r>
+    </w:p>
+    <w:p>
+      <w:pPr>
+        <w:numPr>
+          <w:ilvl w:val="0"/>
+          <w:numId w:val="13"/>
+        </w:numPr>
+      </w:pPr>
+      <w:r>
+        <w:drawing>
+          <wp:anchor distT="0" distB="0" distL="114300" distR="114300" simplePos="0" relativeHeight="251658240" behindDoc="0" locked="0" layoutInCell="1" allowOverlap="1" wp14:anchorId="10E73CB9" wp14:editId="744FF518">
+            <wp:simplePos x="0" y="0"/>
+            <wp:positionH relativeFrom="margin">
+              <wp:align>center</wp:align>
+            </wp:positionH>
+            <wp:positionV relativeFrom="paragraph">
+              <wp:posOffset>315595</wp:posOffset>
+            </wp:positionV>
+            <wp:extent cx="5381625" cy="1469598"/>
+            <wp:effectExtent l="0" t="0" r="0" b="0"/>
+            <wp:wrapSquare wrapText="bothSides"/>
+            <wp:docPr id="807831030" name="Imagen 1"/>
+            <wp:cNvGraphicFramePr>
+              <a:graphicFrameLocks xmlns:a="http://schemas.openxmlformats.org/drawingml/2006/main" noChangeAspect="1"/>
+            </wp:cNvGraphicFramePr>
+            <a:graphic xmlns:a="http://schemas.openxmlformats.org/drawingml/2006/main">
+              <a:graphicData uri="http://schemas.openxmlformats.org/drawingml/2006/picture">
+                <pic:pic xmlns:pic="http://schemas.openxmlformats.org/drawingml/2006/picture">
+                  <pic:nvPicPr>
+                    <pic:cNvPr id="807831030" name=""/>
+                    <pic:cNvPicPr/>
+                  </pic:nvPicPr>
+                  <pic:blipFill>
+                    <a:blip r:embed="rId5">
+                      <a:extLst>
+                        <a:ext uri="{28A0092B-C50C-407E-A947-70E740481C1C}">
+                          <a14:useLocalDpi xmlns:a14="http://schemas.microsoft.com/office/drawing/2010/main" val="0"/>
+                        </a:ext>
+                      </a:extLst>
+                    </a:blip>
+                    <a:stretch>
+                      <a:fillRect/>
+                    </a:stretch>
+                  </pic:blipFill>
+                  <pic:spPr>
+                    <a:xfrm>
+                      <a:off x="0" y="0"/>
+                      <a:ext cx="5381625" cy="1469598"/>
+                    </a:xfrm>
+                    <a:prstGeom prst="rect">
+                      <a:avLst/>
+                    </a:prstGeom>
+                  </pic:spPr>
+                </pic:pic>
+              </a:graphicData>
+            </a:graphic>
+            <wp14:sizeRelH relativeFrom="page">
+              <wp14:pctWidth>0</wp14:pctWidth>
+            </wp14:sizeRelH>
+            <wp14:sizeRelV relativeFrom="page">
+              <wp14:pctHeight>0</wp14:pctHeight>
+            </wp14:sizeRelV>
+          </wp:anchor>
+        </w:drawing>
+      </w:r>
+      <w:r>
+        <w:rPr>
+          <w:b/>
+          <w:bCs/>
+        </w:rPr>
+        <w:t>Topology:</w:t>
+      </w:r>
+      <w:r>
+        <w:t xml:space="preserve"> Branch Router connected to </w:t>
+      </w:r>
+      <w:proofErr w:type="spellStart"/>
+      <w:proofErr w:type="gramStart"/>
+      <w:r>
+        <w:t>a</w:t>
+      </w:r>
+      <w:proofErr w:type="spellEnd"/>
+      <w:proofErr w:type="gramEnd"/>
+      <w:r>
+        <w:t xml:space="preserve"> internal LAN and an ISP Router.</w:t>
       </w:r>
     </w:p>
     <w:p/>
@@ -372,6 +931,445 @@
 <file path=word/numbering.xml><?xml version="1.0" encoding="utf-8"?>
 <w:numbering xmlns:wpc="http://schemas.microsoft.com/office/word/2010/wordprocessingCanvas" xmlns:cx="http://schemas.microsoft.com/office/drawing/2014/chartex" xmlns:cx1="http://schemas.microsoft.com/office/drawing/2015/9/8/chartex" xmlns:cx2="http://schemas.microsoft.com/office/drawing/2015/10/21/chartex" xmlns:cx3="http://schemas.microsoft.com/office/drawing/2016/5/9/chartex" xmlns:cx4="http://schemas.microsoft.com/office/drawing/2016/5/10/chartex" xmlns:cx5="http://schemas.microsoft.com/office/drawing/2016/5/11/chartex" xmlns:cx6="http://schemas.microsoft.com/office/drawing/2016/5/12/chartex" xmlns:cx7="http://schemas.microsoft.com/office/drawing/2016/5/13/chartex" xmlns:cx8="http://schemas.microsoft.com/office/drawing/2016/5/14/chartex" xmlns:mc="http://schemas.openxmlformats.org/markup-compatibility/2006" xmlns:aink="http://schemas.microsoft.com/office/drawing/2016/ink" xmlns:am3d="http://schemas.microsoft.com/office/drawing/2017/model3d" xmlns:o="urn:schemas-microsoft-com:office:office" xmlns:oel="http://schemas.microsoft.com/office/2019/extlst" xmlns:r="http://schemas.openxmlformats.org/officeDocument/2006/relationships" xmlns:m="http://schemas.openxmlformats.org/officeDocument/2006/math" xmlns:v="urn:schemas-microsoft-com:vml" xmlns:wp14="http://schemas.microsoft.com/office/word/2010/wordprocessingDrawing" xmlns:wp="http://schemas.openxmlformats.org/drawingml/2006/wordprocessingDrawing" xmlns:w10="urn:schemas-microsoft-com:office:word" xmlns:w="http://schemas.openxmlformats.org/wordprocessingml/2006/main" xmlns:w14="http://schemas.microsoft.com/office/word/2010/wordml" xmlns:w15="http://schemas.microsoft.com/office/word/2012/wordml" xmlns:w16cex="http://schemas.microsoft.com/office/word/2018/wordml/cex" xmlns:w16cid="http://schemas.microsoft.com/office/word/2016/wordml/cid" xmlns:w16="http://schemas.microsoft.com/office/word/2018/wordml" xmlns:w16du="http://schemas.microsoft.com/office/word/2023/wordml/word16du" xmlns:w16sdtdh="http://schemas.microsoft.com/office/word/2020/wordml/sdtdatahash" xmlns:w16sdtfl="http://schemas.microsoft.com/office/word/2024/wordml/sdtformatlock" xmlns:w16se="http://schemas.microsoft.com/office/word/2015/wordml/symex" xmlns:wpg="http://schemas.microsoft.com/office/word/2010/wordprocessingGroup" xmlns:wpi="http://schemas.microsoft.com/office/word/2010/wordprocessingInk" xmlns:wne="http://schemas.microsoft.com/office/word/2006/wordml" xmlns:wps="http://schemas.microsoft.com/office/word/2010/wordprocessingShape" mc:Ignorable="w14 w15 w16se w16cid w16 w16cex w16sdtdh w16sdtfl w16du wp14">
   <w:abstractNum w:abstractNumId="0" w15:restartNumberingAfterBreak="0">
+    <w:nsid w:val="10827CD8"/>
+    <w:multiLevelType w:val="multilevel"/>
+    <w:tmpl w:val="5754B03E"/>
+    <w:lvl w:ilvl="0">
+      <w:start w:val="1"/>
+      <w:numFmt w:val="bullet"/>
+      <w:lvlText w:val=""/>
+      <w:lvlJc w:val="left"/>
+      <w:pPr>
+        <w:tabs>
+          <w:tab w:val="num" w:pos="720"/>
+        </w:tabs>
+        <w:ind w:left="720" w:hanging="360"/>
+      </w:pPr>
+      <w:rPr>
+        <w:rFonts w:ascii="Symbol" w:hAnsi="Symbol" w:hint="default"/>
+        <w:sz w:val="20"/>
+      </w:rPr>
+    </w:lvl>
+    <w:lvl w:ilvl="1">
+      <w:start w:val="1"/>
+      <w:numFmt w:val="decimal"/>
+      <w:lvlText w:val="%2."/>
+      <w:lvlJc w:val="left"/>
+      <w:pPr>
+        <w:tabs>
+          <w:tab w:val="num" w:pos="1440"/>
+        </w:tabs>
+        <w:ind w:left="1440" w:hanging="360"/>
+      </w:pPr>
+    </w:lvl>
+    <w:lvl w:ilvl="2" w:tentative="1">
+      <w:start w:val="1"/>
+      <w:numFmt w:val="bullet"/>
+      <w:lvlText w:val=""/>
+      <w:lvlJc w:val="left"/>
+      <w:pPr>
+        <w:tabs>
+          <w:tab w:val="num" w:pos="2160"/>
+        </w:tabs>
+        <w:ind w:left="2160" w:hanging="360"/>
+      </w:pPr>
+      <w:rPr>
+        <w:rFonts w:ascii="Wingdings" w:hAnsi="Wingdings" w:hint="default"/>
+        <w:sz w:val="20"/>
+      </w:rPr>
+    </w:lvl>
+    <w:lvl w:ilvl="3" w:tentative="1">
+      <w:start w:val="1"/>
+      <w:numFmt w:val="bullet"/>
+      <w:lvlText w:val=""/>
+      <w:lvlJc w:val="left"/>
+      <w:pPr>
+        <w:tabs>
+          <w:tab w:val="num" w:pos="2880"/>
+        </w:tabs>
+        <w:ind w:left="2880" w:hanging="360"/>
+      </w:pPr>
+      <w:rPr>
+        <w:rFonts w:ascii="Wingdings" w:hAnsi="Wingdings" w:hint="default"/>
+        <w:sz w:val="20"/>
+      </w:rPr>
+    </w:lvl>
+    <w:lvl w:ilvl="4" w:tentative="1">
+      <w:start w:val="1"/>
+      <w:numFmt w:val="bullet"/>
+      <w:lvlText w:val=""/>
+      <w:lvlJc w:val="left"/>
+      <w:pPr>
+        <w:tabs>
+          <w:tab w:val="num" w:pos="3600"/>
+        </w:tabs>
+        <w:ind w:left="3600" w:hanging="360"/>
+      </w:pPr>
+      <w:rPr>
+        <w:rFonts w:ascii="Wingdings" w:hAnsi="Wingdings" w:hint="default"/>
+        <w:sz w:val="20"/>
+      </w:rPr>
+    </w:lvl>
+    <w:lvl w:ilvl="5" w:tentative="1">
+      <w:start w:val="1"/>
+      <w:numFmt w:val="bullet"/>
+      <w:lvlText w:val=""/>
+      <w:lvlJc w:val="left"/>
+      <w:pPr>
+        <w:tabs>
+          <w:tab w:val="num" w:pos="4320"/>
+        </w:tabs>
+        <w:ind w:left="4320" w:hanging="360"/>
+      </w:pPr>
+      <w:rPr>
+        <w:rFonts w:ascii="Wingdings" w:hAnsi="Wingdings" w:hint="default"/>
+        <w:sz w:val="20"/>
+      </w:rPr>
+    </w:lvl>
+    <w:lvl w:ilvl="6" w:tentative="1">
+      <w:start w:val="1"/>
+      <w:numFmt w:val="bullet"/>
+      <w:lvlText w:val=""/>
+      <w:lvlJc w:val="left"/>
+      <w:pPr>
+        <w:tabs>
+          <w:tab w:val="num" w:pos="5040"/>
+        </w:tabs>
+        <w:ind w:left="5040" w:hanging="360"/>
+      </w:pPr>
+      <w:rPr>
+        <w:rFonts w:ascii="Wingdings" w:hAnsi="Wingdings" w:hint="default"/>
+        <w:sz w:val="20"/>
+      </w:rPr>
+    </w:lvl>
+    <w:lvl w:ilvl="7" w:tentative="1">
+      <w:start w:val="1"/>
+      <w:numFmt w:val="bullet"/>
+      <w:lvlText w:val=""/>
+      <w:lvlJc w:val="left"/>
+      <w:pPr>
+        <w:tabs>
+          <w:tab w:val="num" w:pos="5760"/>
+        </w:tabs>
+        <w:ind w:left="5760" w:hanging="360"/>
+      </w:pPr>
+      <w:rPr>
+        <w:rFonts w:ascii="Wingdings" w:hAnsi="Wingdings" w:hint="default"/>
+        <w:sz w:val="20"/>
+      </w:rPr>
+    </w:lvl>
+    <w:lvl w:ilvl="8" w:tentative="1">
+      <w:start w:val="1"/>
+      <w:numFmt w:val="bullet"/>
+      <w:lvlText w:val=""/>
+      <w:lvlJc w:val="left"/>
+      <w:pPr>
+        <w:tabs>
+          <w:tab w:val="num" w:pos="6480"/>
+        </w:tabs>
+        <w:ind w:left="6480" w:hanging="360"/>
+      </w:pPr>
+      <w:rPr>
+        <w:rFonts w:ascii="Wingdings" w:hAnsi="Wingdings" w:hint="default"/>
+        <w:sz w:val="20"/>
+      </w:rPr>
+    </w:lvl>
+  </w:abstractNum>
+  <w:abstractNum w:abstractNumId="1" w15:restartNumberingAfterBreak="0">
+    <w:nsid w:val="19B86D26"/>
+    <w:multiLevelType w:val="multilevel"/>
+    <w:tmpl w:val="29DC5856"/>
+    <w:lvl w:ilvl="0">
+      <w:start w:val="1"/>
+      <w:numFmt w:val="bullet"/>
+      <w:lvlText w:val=""/>
+      <w:lvlJc w:val="left"/>
+      <w:pPr>
+        <w:tabs>
+          <w:tab w:val="num" w:pos="720"/>
+        </w:tabs>
+        <w:ind w:left="720" w:hanging="360"/>
+      </w:pPr>
+      <w:rPr>
+        <w:rFonts w:ascii="Symbol" w:hAnsi="Symbol" w:hint="default"/>
+        <w:sz w:val="20"/>
+      </w:rPr>
+    </w:lvl>
+    <w:lvl w:ilvl="1">
+      <w:start w:val="1"/>
+      <w:numFmt w:val="decimal"/>
+      <w:lvlText w:val="%2."/>
+      <w:lvlJc w:val="left"/>
+      <w:pPr>
+        <w:tabs>
+          <w:tab w:val="num" w:pos="1440"/>
+        </w:tabs>
+        <w:ind w:left="1440" w:hanging="360"/>
+      </w:pPr>
+    </w:lvl>
+    <w:lvl w:ilvl="2" w:tentative="1">
+      <w:start w:val="1"/>
+      <w:numFmt w:val="bullet"/>
+      <w:lvlText w:val=""/>
+      <w:lvlJc w:val="left"/>
+      <w:pPr>
+        <w:tabs>
+          <w:tab w:val="num" w:pos="2160"/>
+        </w:tabs>
+        <w:ind w:left="2160" w:hanging="360"/>
+      </w:pPr>
+      <w:rPr>
+        <w:rFonts w:ascii="Wingdings" w:hAnsi="Wingdings" w:hint="default"/>
+        <w:sz w:val="20"/>
+      </w:rPr>
+    </w:lvl>
+    <w:lvl w:ilvl="3" w:tentative="1">
+      <w:start w:val="1"/>
+      <w:numFmt w:val="bullet"/>
+      <w:lvlText w:val=""/>
+      <w:lvlJc w:val="left"/>
+      <w:pPr>
+        <w:tabs>
+          <w:tab w:val="num" w:pos="2880"/>
+        </w:tabs>
+        <w:ind w:left="2880" w:hanging="360"/>
+      </w:pPr>
+      <w:rPr>
+        <w:rFonts w:ascii="Wingdings" w:hAnsi="Wingdings" w:hint="default"/>
+        <w:sz w:val="20"/>
+      </w:rPr>
+    </w:lvl>
+    <w:lvl w:ilvl="4" w:tentative="1">
+      <w:start w:val="1"/>
+      <w:numFmt w:val="bullet"/>
+      <w:lvlText w:val=""/>
+      <w:lvlJc w:val="left"/>
+      <w:pPr>
+        <w:tabs>
+          <w:tab w:val="num" w:pos="3600"/>
+        </w:tabs>
+        <w:ind w:left="3600" w:hanging="360"/>
+      </w:pPr>
+      <w:rPr>
+        <w:rFonts w:ascii="Wingdings" w:hAnsi="Wingdings" w:hint="default"/>
+        <w:sz w:val="20"/>
+      </w:rPr>
+    </w:lvl>
+    <w:lvl w:ilvl="5" w:tentative="1">
+      <w:start w:val="1"/>
+      <w:numFmt w:val="bullet"/>
+      <w:lvlText w:val=""/>
+      <w:lvlJc w:val="left"/>
+      <w:pPr>
+        <w:tabs>
+          <w:tab w:val="num" w:pos="4320"/>
+        </w:tabs>
+        <w:ind w:left="4320" w:hanging="360"/>
+      </w:pPr>
+      <w:rPr>
+        <w:rFonts w:ascii="Wingdings" w:hAnsi="Wingdings" w:hint="default"/>
+        <w:sz w:val="20"/>
+      </w:rPr>
+    </w:lvl>
+    <w:lvl w:ilvl="6" w:tentative="1">
+      <w:start w:val="1"/>
+      <w:numFmt w:val="bullet"/>
+      <w:lvlText w:val=""/>
+      <w:lvlJc w:val="left"/>
+      <w:pPr>
+        <w:tabs>
+          <w:tab w:val="num" w:pos="5040"/>
+        </w:tabs>
+        <w:ind w:left="5040" w:hanging="360"/>
+      </w:pPr>
+      <w:rPr>
+        <w:rFonts w:ascii="Wingdings" w:hAnsi="Wingdings" w:hint="default"/>
+        <w:sz w:val="20"/>
+      </w:rPr>
+    </w:lvl>
+    <w:lvl w:ilvl="7" w:tentative="1">
+      <w:start w:val="1"/>
+      <w:numFmt w:val="bullet"/>
+      <w:lvlText w:val=""/>
+      <w:lvlJc w:val="left"/>
+      <w:pPr>
+        <w:tabs>
+          <w:tab w:val="num" w:pos="5760"/>
+        </w:tabs>
+        <w:ind w:left="5760" w:hanging="360"/>
+      </w:pPr>
+      <w:rPr>
+        <w:rFonts w:ascii="Wingdings" w:hAnsi="Wingdings" w:hint="default"/>
+        <w:sz w:val="20"/>
+      </w:rPr>
+    </w:lvl>
+    <w:lvl w:ilvl="8" w:tentative="1">
+      <w:start w:val="1"/>
+      <w:numFmt w:val="bullet"/>
+      <w:lvlText w:val=""/>
+      <w:lvlJc w:val="left"/>
+      <w:pPr>
+        <w:tabs>
+          <w:tab w:val="num" w:pos="6480"/>
+        </w:tabs>
+        <w:ind w:left="6480" w:hanging="360"/>
+      </w:pPr>
+      <w:rPr>
+        <w:rFonts w:ascii="Wingdings" w:hAnsi="Wingdings" w:hint="default"/>
+        <w:sz w:val="20"/>
+      </w:rPr>
+    </w:lvl>
+  </w:abstractNum>
+  <w:abstractNum w:abstractNumId="2" w15:restartNumberingAfterBreak="0">
+    <w:nsid w:val="1A347C2F"/>
+    <w:multiLevelType w:val="multilevel"/>
+    <w:tmpl w:val="E5EC1DEC"/>
+    <w:lvl w:ilvl="0">
+      <w:start w:val="1"/>
+      <w:numFmt w:val="bullet"/>
+      <w:lvlText w:val=""/>
+      <w:lvlJc w:val="left"/>
+      <w:pPr>
+        <w:tabs>
+          <w:tab w:val="num" w:pos="720"/>
+        </w:tabs>
+        <w:ind w:left="720" w:hanging="360"/>
+      </w:pPr>
+      <w:rPr>
+        <w:rFonts w:ascii="Symbol" w:hAnsi="Symbol" w:hint="default"/>
+        <w:sz w:val="20"/>
+      </w:rPr>
+    </w:lvl>
+    <w:lvl w:ilvl="1">
+      <w:start w:val="1"/>
+      <w:numFmt w:val="bullet"/>
+      <w:lvlText w:val="o"/>
+      <w:lvlJc w:val="left"/>
+      <w:pPr>
+        <w:tabs>
+          <w:tab w:val="num" w:pos="1440"/>
+        </w:tabs>
+        <w:ind w:left="1440" w:hanging="360"/>
+      </w:pPr>
+      <w:rPr>
+        <w:rFonts w:ascii="Courier New" w:hAnsi="Courier New" w:hint="default"/>
+        <w:sz w:val="20"/>
+      </w:rPr>
+    </w:lvl>
+    <w:lvl w:ilvl="2" w:tentative="1">
+      <w:start w:val="1"/>
+      <w:numFmt w:val="bullet"/>
+      <w:lvlText w:val=""/>
+      <w:lvlJc w:val="left"/>
+      <w:pPr>
+        <w:tabs>
+          <w:tab w:val="num" w:pos="2160"/>
+        </w:tabs>
+        <w:ind w:left="2160" w:hanging="360"/>
+      </w:pPr>
+      <w:rPr>
+        <w:rFonts w:ascii="Wingdings" w:hAnsi="Wingdings" w:hint="default"/>
+        <w:sz w:val="20"/>
+      </w:rPr>
+    </w:lvl>
+    <w:lvl w:ilvl="3" w:tentative="1">
+      <w:start w:val="1"/>
+      <w:numFmt w:val="bullet"/>
+      <w:lvlText w:val=""/>
+      <w:lvlJc w:val="left"/>
+      <w:pPr>
+        <w:tabs>
+          <w:tab w:val="num" w:pos="2880"/>
+        </w:tabs>
+        <w:ind w:left="2880" w:hanging="360"/>
+      </w:pPr>
+      <w:rPr>
+        <w:rFonts w:ascii="Wingdings" w:hAnsi="Wingdings" w:hint="default"/>
+        <w:sz w:val="20"/>
+      </w:rPr>
+    </w:lvl>
+    <w:lvl w:ilvl="4" w:tentative="1">
+      <w:start w:val="1"/>
+      <w:numFmt w:val="bullet"/>
+      <w:lvlText w:val=""/>
+      <w:lvlJc w:val="left"/>
+      <w:pPr>
+        <w:tabs>
+          <w:tab w:val="num" w:pos="3600"/>
+        </w:tabs>
+        <w:ind w:left="3600" w:hanging="360"/>
+      </w:pPr>
+      <w:rPr>
+        <w:rFonts w:ascii="Wingdings" w:hAnsi="Wingdings" w:hint="default"/>
+        <w:sz w:val="20"/>
+      </w:rPr>
+    </w:lvl>
+    <w:lvl w:ilvl="5" w:tentative="1">
+      <w:start w:val="1"/>
+      <w:numFmt w:val="bullet"/>
+      <w:lvlText w:val=""/>
+      <w:lvlJc w:val="left"/>
+      <w:pPr>
+        <w:tabs>
+          <w:tab w:val="num" w:pos="4320"/>
+        </w:tabs>
+        <w:ind w:left="4320" w:hanging="360"/>
+      </w:pPr>
+      <w:rPr>
+        <w:rFonts w:ascii="Wingdings" w:hAnsi="Wingdings" w:hint="default"/>
+        <w:sz w:val="20"/>
+      </w:rPr>
+    </w:lvl>
+    <w:lvl w:ilvl="6" w:tentative="1">
+      <w:start w:val="1"/>
+      <w:numFmt w:val="bullet"/>
+      <w:lvlText w:val=""/>
+      <w:lvlJc w:val="left"/>
+      <w:pPr>
+        <w:tabs>
+          <w:tab w:val="num" w:pos="5040"/>
+        </w:tabs>
+        <w:ind w:left="5040" w:hanging="360"/>
+      </w:pPr>
+      <w:rPr>
+        <w:rFonts w:ascii="Wingdings" w:hAnsi="Wingdings" w:hint="default"/>
+        <w:sz w:val="20"/>
+      </w:rPr>
+    </w:lvl>
+    <w:lvl w:ilvl="7" w:tentative="1">
+      <w:start w:val="1"/>
+      <w:numFmt w:val="bullet"/>
+      <w:lvlText w:val=""/>
+      <w:lvlJc w:val="left"/>
+      <w:pPr>
+        <w:tabs>
+          <w:tab w:val="num" w:pos="5760"/>
+        </w:tabs>
+        <w:ind w:left="5760" w:hanging="360"/>
+      </w:pPr>
+      <w:rPr>
+        <w:rFonts w:ascii="Wingdings" w:hAnsi="Wingdings" w:hint="default"/>
+        <w:sz w:val="20"/>
+      </w:rPr>
+    </w:lvl>
+    <w:lvl w:ilvl="8" w:tentative="1">
+      <w:start w:val="1"/>
+      <w:numFmt w:val="bullet"/>
+      <w:lvlText w:val=""/>
+      <w:lvlJc w:val="left"/>
+      <w:pPr>
+        <w:tabs>
+          <w:tab w:val="num" w:pos="6480"/>
+        </w:tabs>
+        <w:ind w:left="6480" w:hanging="360"/>
+      </w:pPr>
+      <w:rPr>
+        <w:rFonts w:ascii="Wingdings" w:hAnsi="Wingdings" w:hint="default"/>
+        <w:sz w:val="20"/>
+      </w:rPr>
+    </w:lvl>
+  </w:abstractNum>
+  <w:abstractNum w:abstractNumId="3" w15:restartNumberingAfterBreak="0">
     <w:nsid w:val="1E485DDE"/>
     <w:multiLevelType w:val="multilevel"/>
     <w:tmpl w:val="C8FE38A0"/>
@@ -516,7 +1514,297 @@
       </w:rPr>
     </w:lvl>
   </w:abstractNum>
-  <w:abstractNum w:abstractNumId="1" w15:restartNumberingAfterBreak="0">
+  <w:abstractNum w:abstractNumId="4" w15:restartNumberingAfterBreak="0">
+    <w:nsid w:val="33B61172"/>
+    <w:multiLevelType w:val="multilevel"/>
+    <w:tmpl w:val="F342D464"/>
+    <w:lvl w:ilvl="0">
+      <w:start w:val="1"/>
+      <w:numFmt w:val="bullet"/>
+      <w:lvlText w:val=""/>
+      <w:lvlJc w:val="left"/>
+      <w:pPr>
+        <w:tabs>
+          <w:tab w:val="num" w:pos="720"/>
+        </w:tabs>
+        <w:ind w:left="720" w:hanging="360"/>
+      </w:pPr>
+      <w:rPr>
+        <w:rFonts w:ascii="Symbol" w:hAnsi="Symbol" w:hint="default"/>
+        <w:sz w:val="20"/>
+      </w:rPr>
+    </w:lvl>
+    <w:lvl w:ilvl="1">
+      <w:start w:val="1"/>
+      <w:numFmt w:val="decimal"/>
+      <w:lvlText w:val="%2."/>
+      <w:lvlJc w:val="left"/>
+      <w:pPr>
+        <w:tabs>
+          <w:tab w:val="num" w:pos="1440"/>
+        </w:tabs>
+        <w:ind w:left="1440" w:hanging="360"/>
+      </w:pPr>
+    </w:lvl>
+    <w:lvl w:ilvl="2" w:tentative="1">
+      <w:start w:val="1"/>
+      <w:numFmt w:val="bullet"/>
+      <w:lvlText w:val=""/>
+      <w:lvlJc w:val="left"/>
+      <w:pPr>
+        <w:tabs>
+          <w:tab w:val="num" w:pos="2160"/>
+        </w:tabs>
+        <w:ind w:left="2160" w:hanging="360"/>
+      </w:pPr>
+      <w:rPr>
+        <w:rFonts w:ascii="Wingdings" w:hAnsi="Wingdings" w:hint="default"/>
+        <w:sz w:val="20"/>
+      </w:rPr>
+    </w:lvl>
+    <w:lvl w:ilvl="3" w:tentative="1">
+      <w:start w:val="1"/>
+      <w:numFmt w:val="bullet"/>
+      <w:lvlText w:val=""/>
+      <w:lvlJc w:val="left"/>
+      <w:pPr>
+        <w:tabs>
+          <w:tab w:val="num" w:pos="2880"/>
+        </w:tabs>
+        <w:ind w:left="2880" w:hanging="360"/>
+      </w:pPr>
+      <w:rPr>
+        <w:rFonts w:ascii="Wingdings" w:hAnsi="Wingdings" w:hint="default"/>
+        <w:sz w:val="20"/>
+      </w:rPr>
+    </w:lvl>
+    <w:lvl w:ilvl="4" w:tentative="1">
+      <w:start w:val="1"/>
+      <w:numFmt w:val="bullet"/>
+      <w:lvlText w:val=""/>
+      <w:lvlJc w:val="left"/>
+      <w:pPr>
+        <w:tabs>
+          <w:tab w:val="num" w:pos="3600"/>
+        </w:tabs>
+        <w:ind w:left="3600" w:hanging="360"/>
+      </w:pPr>
+      <w:rPr>
+        <w:rFonts w:ascii="Wingdings" w:hAnsi="Wingdings" w:hint="default"/>
+        <w:sz w:val="20"/>
+      </w:rPr>
+    </w:lvl>
+    <w:lvl w:ilvl="5" w:tentative="1">
+      <w:start w:val="1"/>
+      <w:numFmt w:val="bullet"/>
+      <w:lvlText w:val=""/>
+      <w:lvlJc w:val="left"/>
+      <w:pPr>
+        <w:tabs>
+          <w:tab w:val="num" w:pos="4320"/>
+        </w:tabs>
+        <w:ind w:left="4320" w:hanging="360"/>
+      </w:pPr>
+      <w:rPr>
+        <w:rFonts w:ascii="Wingdings" w:hAnsi="Wingdings" w:hint="default"/>
+        <w:sz w:val="20"/>
+      </w:rPr>
+    </w:lvl>
+    <w:lvl w:ilvl="6" w:tentative="1">
+      <w:start w:val="1"/>
+      <w:numFmt w:val="bullet"/>
+      <w:lvlText w:val=""/>
+      <w:lvlJc w:val="left"/>
+      <w:pPr>
+        <w:tabs>
+          <w:tab w:val="num" w:pos="5040"/>
+        </w:tabs>
+        <w:ind w:left="5040" w:hanging="360"/>
+      </w:pPr>
+      <w:rPr>
+        <w:rFonts w:ascii="Wingdings" w:hAnsi="Wingdings" w:hint="default"/>
+        <w:sz w:val="20"/>
+      </w:rPr>
+    </w:lvl>
+    <w:lvl w:ilvl="7" w:tentative="1">
+      <w:start w:val="1"/>
+      <w:numFmt w:val="bullet"/>
+      <w:lvlText w:val=""/>
+      <w:lvlJc w:val="left"/>
+      <w:pPr>
+        <w:tabs>
+          <w:tab w:val="num" w:pos="5760"/>
+        </w:tabs>
+        <w:ind w:left="5760" w:hanging="360"/>
+      </w:pPr>
+      <w:rPr>
+        <w:rFonts w:ascii="Wingdings" w:hAnsi="Wingdings" w:hint="default"/>
+        <w:sz w:val="20"/>
+      </w:rPr>
+    </w:lvl>
+    <w:lvl w:ilvl="8" w:tentative="1">
+      <w:start w:val="1"/>
+      <w:numFmt w:val="bullet"/>
+      <w:lvlText w:val=""/>
+      <w:lvlJc w:val="left"/>
+      <w:pPr>
+        <w:tabs>
+          <w:tab w:val="num" w:pos="6480"/>
+        </w:tabs>
+        <w:ind w:left="6480" w:hanging="360"/>
+      </w:pPr>
+      <w:rPr>
+        <w:rFonts w:ascii="Wingdings" w:hAnsi="Wingdings" w:hint="default"/>
+        <w:sz w:val="20"/>
+      </w:rPr>
+    </w:lvl>
+  </w:abstractNum>
+  <w:abstractNum w:abstractNumId="5" w15:restartNumberingAfterBreak="0">
+    <w:nsid w:val="3807309D"/>
+    <w:multiLevelType w:val="multilevel"/>
+    <w:tmpl w:val="72F20694"/>
+    <w:lvl w:ilvl="0">
+      <w:start w:val="1"/>
+      <w:numFmt w:val="bullet"/>
+      <w:lvlText w:val=""/>
+      <w:lvlJc w:val="left"/>
+      <w:pPr>
+        <w:tabs>
+          <w:tab w:val="num" w:pos="720"/>
+        </w:tabs>
+        <w:ind w:left="720" w:hanging="360"/>
+      </w:pPr>
+      <w:rPr>
+        <w:rFonts w:ascii="Symbol" w:hAnsi="Symbol" w:hint="default"/>
+        <w:sz w:val="20"/>
+      </w:rPr>
+    </w:lvl>
+    <w:lvl w:ilvl="1">
+      <w:start w:val="1"/>
+      <w:numFmt w:val="decimal"/>
+      <w:lvlText w:val="%2."/>
+      <w:lvlJc w:val="left"/>
+      <w:pPr>
+        <w:tabs>
+          <w:tab w:val="num" w:pos="1440"/>
+        </w:tabs>
+        <w:ind w:left="1440" w:hanging="360"/>
+      </w:pPr>
+    </w:lvl>
+    <w:lvl w:ilvl="2" w:tentative="1">
+      <w:start w:val="1"/>
+      <w:numFmt w:val="bullet"/>
+      <w:lvlText w:val=""/>
+      <w:lvlJc w:val="left"/>
+      <w:pPr>
+        <w:tabs>
+          <w:tab w:val="num" w:pos="2160"/>
+        </w:tabs>
+        <w:ind w:left="2160" w:hanging="360"/>
+      </w:pPr>
+      <w:rPr>
+        <w:rFonts w:ascii="Wingdings" w:hAnsi="Wingdings" w:hint="default"/>
+        <w:sz w:val="20"/>
+      </w:rPr>
+    </w:lvl>
+    <w:lvl w:ilvl="3" w:tentative="1">
+      <w:start w:val="1"/>
+      <w:numFmt w:val="bullet"/>
+      <w:lvlText w:val=""/>
+      <w:lvlJc w:val="left"/>
+      <w:pPr>
+        <w:tabs>
+          <w:tab w:val="num" w:pos="2880"/>
+        </w:tabs>
+        <w:ind w:left="2880" w:hanging="360"/>
+      </w:pPr>
+      <w:rPr>
+        <w:rFonts w:ascii="Wingdings" w:hAnsi="Wingdings" w:hint="default"/>
+        <w:sz w:val="20"/>
+      </w:rPr>
+    </w:lvl>
+    <w:lvl w:ilvl="4" w:tentative="1">
+      <w:start w:val="1"/>
+      <w:numFmt w:val="bullet"/>
+      <w:lvlText w:val=""/>
+      <w:lvlJc w:val="left"/>
+      <w:pPr>
+        <w:tabs>
+          <w:tab w:val="num" w:pos="3600"/>
+        </w:tabs>
+        <w:ind w:left="3600" w:hanging="360"/>
+      </w:pPr>
+      <w:rPr>
+        <w:rFonts w:ascii="Wingdings" w:hAnsi="Wingdings" w:hint="default"/>
+        <w:sz w:val="20"/>
+      </w:rPr>
+    </w:lvl>
+    <w:lvl w:ilvl="5" w:tentative="1">
+      <w:start w:val="1"/>
+      <w:numFmt w:val="bullet"/>
+      <w:lvlText w:val=""/>
+      <w:lvlJc w:val="left"/>
+      <w:pPr>
+        <w:tabs>
+          <w:tab w:val="num" w:pos="4320"/>
+        </w:tabs>
+        <w:ind w:left="4320" w:hanging="360"/>
+      </w:pPr>
+      <w:rPr>
+        <w:rFonts w:ascii="Wingdings" w:hAnsi="Wingdings" w:hint="default"/>
+        <w:sz w:val="20"/>
+      </w:rPr>
+    </w:lvl>
+    <w:lvl w:ilvl="6" w:tentative="1">
+      <w:start w:val="1"/>
+      <w:numFmt w:val="bullet"/>
+      <w:lvlText w:val=""/>
+      <w:lvlJc w:val="left"/>
+      <w:pPr>
+        <w:tabs>
+          <w:tab w:val="num" w:pos="5040"/>
+        </w:tabs>
+        <w:ind w:left="5040" w:hanging="360"/>
+      </w:pPr>
+      <w:rPr>
+        <w:rFonts w:ascii="Wingdings" w:hAnsi="Wingdings" w:hint="default"/>
+        <w:sz w:val="20"/>
+      </w:rPr>
+    </w:lvl>
+    <w:lvl w:ilvl="7" w:tentative="1">
+      <w:start w:val="1"/>
+      <w:numFmt w:val="bullet"/>
+      <w:lvlText w:val=""/>
+      <w:lvlJc w:val="left"/>
+      <w:pPr>
+        <w:tabs>
+          <w:tab w:val="num" w:pos="5760"/>
+        </w:tabs>
+        <w:ind w:left="5760" w:hanging="360"/>
+      </w:pPr>
+      <w:rPr>
+        <w:rFonts w:ascii="Wingdings" w:hAnsi="Wingdings" w:hint="default"/>
+        <w:sz w:val="20"/>
+      </w:rPr>
+    </w:lvl>
+    <w:lvl w:ilvl="8" w:tentative="1">
+      <w:start w:val="1"/>
+      <w:numFmt w:val="bullet"/>
+      <w:lvlText w:val=""/>
+      <w:lvlJc w:val="left"/>
+      <w:pPr>
+        <w:tabs>
+          <w:tab w:val="num" w:pos="6480"/>
+        </w:tabs>
+        <w:ind w:left="6480" w:hanging="360"/>
+      </w:pPr>
+      <w:rPr>
+        <w:rFonts w:ascii="Wingdings" w:hAnsi="Wingdings" w:hint="default"/>
+        <w:sz w:val="20"/>
+      </w:rPr>
+    </w:lvl>
+  </w:abstractNum>
+  <w:abstractNum w:abstractNumId="6" w15:restartNumberingAfterBreak="0">
     <w:nsid w:val="5DCC286F"/>
     <w:multiLevelType w:val="multilevel"/>
     <w:tmpl w:val="D26867AC"/>
@@ -661,11 +1949,301 @@
       </w:rPr>
     </w:lvl>
   </w:abstractNum>
+  <w:abstractNum w:abstractNumId="7" w15:restartNumberingAfterBreak="0">
+    <w:nsid w:val="68AB3F5C"/>
+    <w:multiLevelType w:val="multilevel"/>
+    <w:tmpl w:val="F53205F4"/>
+    <w:lvl w:ilvl="0">
+      <w:start w:val="1"/>
+      <w:numFmt w:val="bullet"/>
+      <w:lvlText w:val=""/>
+      <w:lvlJc w:val="left"/>
+      <w:pPr>
+        <w:tabs>
+          <w:tab w:val="num" w:pos="720"/>
+        </w:tabs>
+        <w:ind w:left="720" w:hanging="360"/>
+      </w:pPr>
+      <w:rPr>
+        <w:rFonts w:ascii="Symbol" w:hAnsi="Symbol" w:hint="default"/>
+        <w:sz w:val="20"/>
+      </w:rPr>
+    </w:lvl>
+    <w:lvl w:ilvl="1">
+      <w:start w:val="1"/>
+      <w:numFmt w:val="decimal"/>
+      <w:lvlText w:val="%2."/>
+      <w:lvlJc w:val="left"/>
+      <w:pPr>
+        <w:tabs>
+          <w:tab w:val="num" w:pos="1440"/>
+        </w:tabs>
+        <w:ind w:left="1440" w:hanging="360"/>
+      </w:pPr>
+    </w:lvl>
+    <w:lvl w:ilvl="2" w:tentative="1">
+      <w:start w:val="1"/>
+      <w:numFmt w:val="bullet"/>
+      <w:lvlText w:val=""/>
+      <w:lvlJc w:val="left"/>
+      <w:pPr>
+        <w:tabs>
+          <w:tab w:val="num" w:pos="2160"/>
+        </w:tabs>
+        <w:ind w:left="2160" w:hanging="360"/>
+      </w:pPr>
+      <w:rPr>
+        <w:rFonts w:ascii="Wingdings" w:hAnsi="Wingdings" w:hint="default"/>
+        <w:sz w:val="20"/>
+      </w:rPr>
+    </w:lvl>
+    <w:lvl w:ilvl="3" w:tentative="1">
+      <w:start w:val="1"/>
+      <w:numFmt w:val="bullet"/>
+      <w:lvlText w:val=""/>
+      <w:lvlJc w:val="left"/>
+      <w:pPr>
+        <w:tabs>
+          <w:tab w:val="num" w:pos="2880"/>
+        </w:tabs>
+        <w:ind w:left="2880" w:hanging="360"/>
+      </w:pPr>
+      <w:rPr>
+        <w:rFonts w:ascii="Wingdings" w:hAnsi="Wingdings" w:hint="default"/>
+        <w:sz w:val="20"/>
+      </w:rPr>
+    </w:lvl>
+    <w:lvl w:ilvl="4" w:tentative="1">
+      <w:start w:val="1"/>
+      <w:numFmt w:val="bullet"/>
+      <w:lvlText w:val=""/>
+      <w:lvlJc w:val="left"/>
+      <w:pPr>
+        <w:tabs>
+          <w:tab w:val="num" w:pos="3600"/>
+        </w:tabs>
+        <w:ind w:left="3600" w:hanging="360"/>
+      </w:pPr>
+      <w:rPr>
+        <w:rFonts w:ascii="Wingdings" w:hAnsi="Wingdings" w:hint="default"/>
+        <w:sz w:val="20"/>
+      </w:rPr>
+    </w:lvl>
+    <w:lvl w:ilvl="5" w:tentative="1">
+      <w:start w:val="1"/>
+      <w:numFmt w:val="bullet"/>
+      <w:lvlText w:val=""/>
+      <w:lvlJc w:val="left"/>
+      <w:pPr>
+        <w:tabs>
+          <w:tab w:val="num" w:pos="4320"/>
+        </w:tabs>
+        <w:ind w:left="4320" w:hanging="360"/>
+      </w:pPr>
+      <w:rPr>
+        <w:rFonts w:ascii="Wingdings" w:hAnsi="Wingdings" w:hint="default"/>
+        <w:sz w:val="20"/>
+      </w:rPr>
+    </w:lvl>
+    <w:lvl w:ilvl="6" w:tentative="1">
+      <w:start w:val="1"/>
+      <w:numFmt w:val="bullet"/>
+      <w:lvlText w:val=""/>
+      <w:lvlJc w:val="left"/>
+      <w:pPr>
+        <w:tabs>
+          <w:tab w:val="num" w:pos="5040"/>
+        </w:tabs>
+        <w:ind w:left="5040" w:hanging="360"/>
+      </w:pPr>
+      <w:rPr>
+        <w:rFonts w:ascii="Wingdings" w:hAnsi="Wingdings" w:hint="default"/>
+        <w:sz w:val="20"/>
+      </w:rPr>
+    </w:lvl>
+    <w:lvl w:ilvl="7" w:tentative="1">
+      <w:start w:val="1"/>
+      <w:numFmt w:val="bullet"/>
+      <w:lvlText w:val=""/>
+      <w:lvlJc w:val="left"/>
+      <w:pPr>
+        <w:tabs>
+          <w:tab w:val="num" w:pos="5760"/>
+        </w:tabs>
+        <w:ind w:left="5760" w:hanging="360"/>
+      </w:pPr>
+      <w:rPr>
+        <w:rFonts w:ascii="Wingdings" w:hAnsi="Wingdings" w:hint="default"/>
+        <w:sz w:val="20"/>
+      </w:rPr>
+    </w:lvl>
+    <w:lvl w:ilvl="8" w:tentative="1">
+      <w:start w:val="1"/>
+      <w:numFmt w:val="bullet"/>
+      <w:lvlText w:val=""/>
+      <w:lvlJc w:val="left"/>
+      <w:pPr>
+        <w:tabs>
+          <w:tab w:val="num" w:pos="6480"/>
+        </w:tabs>
+        <w:ind w:left="6480" w:hanging="360"/>
+      </w:pPr>
+      <w:rPr>
+        <w:rFonts w:ascii="Wingdings" w:hAnsi="Wingdings" w:hint="default"/>
+        <w:sz w:val="20"/>
+      </w:rPr>
+    </w:lvl>
+  </w:abstractNum>
+  <w:abstractNum w:abstractNumId="8" w15:restartNumberingAfterBreak="0">
+    <w:nsid w:val="6B49226A"/>
+    <w:multiLevelType w:val="multilevel"/>
+    <w:tmpl w:val="E06C45D4"/>
+    <w:lvl w:ilvl="0">
+      <w:start w:val="1"/>
+      <w:numFmt w:val="bullet"/>
+      <w:lvlText w:val=""/>
+      <w:lvlJc w:val="left"/>
+      <w:pPr>
+        <w:tabs>
+          <w:tab w:val="num" w:pos="720"/>
+        </w:tabs>
+        <w:ind w:left="720" w:hanging="360"/>
+      </w:pPr>
+      <w:rPr>
+        <w:rFonts w:ascii="Symbol" w:hAnsi="Symbol" w:hint="default"/>
+        <w:sz w:val="20"/>
+      </w:rPr>
+    </w:lvl>
+    <w:lvl w:ilvl="1">
+      <w:start w:val="1"/>
+      <w:numFmt w:val="decimal"/>
+      <w:lvlText w:val="%2."/>
+      <w:lvlJc w:val="left"/>
+      <w:pPr>
+        <w:tabs>
+          <w:tab w:val="num" w:pos="1440"/>
+        </w:tabs>
+        <w:ind w:left="1440" w:hanging="360"/>
+      </w:pPr>
+    </w:lvl>
+    <w:lvl w:ilvl="2" w:tentative="1">
+      <w:start w:val="1"/>
+      <w:numFmt w:val="bullet"/>
+      <w:lvlText w:val=""/>
+      <w:lvlJc w:val="left"/>
+      <w:pPr>
+        <w:tabs>
+          <w:tab w:val="num" w:pos="2160"/>
+        </w:tabs>
+        <w:ind w:left="2160" w:hanging="360"/>
+      </w:pPr>
+      <w:rPr>
+        <w:rFonts w:ascii="Wingdings" w:hAnsi="Wingdings" w:hint="default"/>
+        <w:sz w:val="20"/>
+      </w:rPr>
+    </w:lvl>
+    <w:lvl w:ilvl="3" w:tentative="1">
+      <w:start w:val="1"/>
+      <w:numFmt w:val="bullet"/>
+      <w:lvlText w:val=""/>
+      <w:lvlJc w:val="left"/>
+      <w:pPr>
+        <w:tabs>
+          <w:tab w:val="num" w:pos="2880"/>
+        </w:tabs>
+        <w:ind w:left="2880" w:hanging="360"/>
+      </w:pPr>
+      <w:rPr>
+        <w:rFonts w:ascii="Wingdings" w:hAnsi="Wingdings" w:hint="default"/>
+        <w:sz w:val="20"/>
+      </w:rPr>
+    </w:lvl>
+    <w:lvl w:ilvl="4" w:tentative="1">
+      <w:start w:val="1"/>
+      <w:numFmt w:val="bullet"/>
+      <w:lvlText w:val=""/>
+      <w:lvlJc w:val="left"/>
+      <w:pPr>
+        <w:tabs>
+          <w:tab w:val="num" w:pos="3600"/>
+        </w:tabs>
+        <w:ind w:left="3600" w:hanging="360"/>
+      </w:pPr>
+      <w:rPr>
+        <w:rFonts w:ascii="Wingdings" w:hAnsi="Wingdings" w:hint="default"/>
+        <w:sz w:val="20"/>
+      </w:rPr>
+    </w:lvl>
+    <w:lvl w:ilvl="5" w:tentative="1">
+      <w:start w:val="1"/>
+      <w:numFmt w:val="bullet"/>
+      <w:lvlText w:val=""/>
+      <w:lvlJc w:val="left"/>
+      <w:pPr>
+        <w:tabs>
+          <w:tab w:val="num" w:pos="4320"/>
+        </w:tabs>
+        <w:ind w:left="4320" w:hanging="360"/>
+      </w:pPr>
+      <w:rPr>
+        <w:rFonts w:ascii="Wingdings" w:hAnsi="Wingdings" w:hint="default"/>
+        <w:sz w:val="20"/>
+      </w:rPr>
+    </w:lvl>
+    <w:lvl w:ilvl="6" w:tentative="1">
+      <w:start w:val="1"/>
+      <w:numFmt w:val="bullet"/>
+      <w:lvlText w:val=""/>
+      <w:lvlJc w:val="left"/>
+      <w:pPr>
+        <w:tabs>
+          <w:tab w:val="num" w:pos="5040"/>
+        </w:tabs>
+        <w:ind w:left="5040" w:hanging="360"/>
+      </w:pPr>
+      <w:rPr>
+        <w:rFonts w:ascii="Wingdings" w:hAnsi="Wingdings" w:hint="default"/>
+        <w:sz w:val="20"/>
+      </w:rPr>
+    </w:lvl>
+    <w:lvl w:ilvl="7" w:tentative="1">
+      <w:start w:val="1"/>
+      <w:numFmt w:val="bullet"/>
+      <w:lvlText w:val=""/>
+      <w:lvlJc w:val="left"/>
+      <w:pPr>
+        <w:tabs>
+          <w:tab w:val="num" w:pos="5760"/>
+        </w:tabs>
+        <w:ind w:left="5760" w:hanging="360"/>
+      </w:pPr>
+      <w:rPr>
+        <w:rFonts w:ascii="Wingdings" w:hAnsi="Wingdings" w:hint="default"/>
+        <w:sz w:val="20"/>
+      </w:rPr>
+    </w:lvl>
+    <w:lvl w:ilvl="8" w:tentative="1">
+      <w:start w:val="1"/>
+      <w:numFmt w:val="bullet"/>
+      <w:lvlText w:val=""/>
+      <w:lvlJc w:val="left"/>
+      <w:pPr>
+        <w:tabs>
+          <w:tab w:val="num" w:pos="6480"/>
+        </w:tabs>
+        <w:ind w:left="6480" w:hanging="360"/>
+      </w:pPr>
+      <w:rPr>
+        <w:rFonts w:ascii="Wingdings" w:hAnsi="Wingdings" w:hint="default"/>
+        <w:sz w:val="20"/>
+      </w:rPr>
+    </w:lvl>
+  </w:abstractNum>
   <w:num w:numId="1" w16cid:durableId="1565026198">
-    <w:abstractNumId w:val="0"/>
+    <w:abstractNumId w:val="3"/>
   </w:num>
   <w:num w:numId="2" w16cid:durableId="613172340">
-    <w:abstractNumId w:val="0"/>
+    <w:abstractNumId w:val="3"/>
     <w:lvlOverride w:ilvl="1">
       <w:lvl w:ilvl="1">
         <w:numFmt w:val="bullet"/>
@@ -685,6 +2263,87 @@
     </w:lvlOverride>
   </w:num>
   <w:num w:numId="3" w16cid:durableId="1315453553">
+    <w:abstractNumId w:val="6"/>
+  </w:num>
+  <w:num w:numId="4" w16cid:durableId="1786385013">
+    <w:abstractNumId w:val="5"/>
+  </w:num>
+  <w:num w:numId="5" w16cid:durableId="1835224867">
+    <w:abstractNumId w:val="5"/>
+    <w:lvlOverride w:ilvl="1">
+      <w:lvl w:ilvl="1">
+        <w:numFmt w:val="bullet"/>
+        <w:lvlText w:val="o"/>
+        <w:lvlJc w:val="left"/>
+        <w:pPr>
+          <w:tabs>
+            <w:tab w:val="num" w:pos="1440"/>
+          </w:tabs>
+          <w:ind w:left="1440" w:hanging="360"/>
+        </w:pPr>
+        <w:rPr>
+          <w:rFonts w:ascii="Courier New" w:hAnsi="Courier New" w:hint="default"/>
+          <w:sz w:val="20"/>
+        </w:rPr>
+      </w:lvl>
+    </w:lvlOverride>
+  </w:num>
+  <w:num w:numId="6" w16cid:durableId="1514372375">
+    <w:abstractNumId w:val="0"/>
+  </w:num>
+  <w:num w:numId="7" w16cid:durableId="1079250542">
+    <w:abstractNumId w:val="4"/>
+  </w:num>
+  <w:num w:numId="8" w16cid:durableId="1933664256">
+    <w:abstractNumId w:val="4"/>
+    <w:lvlOverride w:ilvl="1">
+      <w:lvl w:ilvl="1">
+        <w:numFmt w:val="bullet"/>
+        <w:lvlText w:val="o"/>
+        <w:lvlJc w:val="left"/>
+        <w:pPr>
+          <w:tabs>
+            <w:tab w:val="num" w:pos="1440"/>
+          </w:tabs>
+          <w:ind w:left="1440" w:hanging="360"/>
+        </w:pPr>
+        <w:rPr>
+          <w:rFonts w:ascii="Courier New" w:hAnsi="Courier New" w:hint="default"/>
+          <w:sz w:val="20"/>
+        </w:rPr>
+      </w:lvl>
+    </w:lvlOverride>
+  </w:num>
+  <w:num w:numId="9" w16cid:durableId="508058005">
+    <w:abstractNumId w:val="2"/>
+  </w:num>
+  <w:num w:numId="10" w16cid:durableId="1897740666">
+    <w:abstractNumId w:val="7"/>
+  </w:num>
+  <w:num w:numId="11" w16cid:durableId="1331328647">
+    <w:abstractNumId w:val="7"/>
+    <w:lvlOverride w:ilvl="1">
+      <w:lvl w:ilvl="1">
+        <w:numFmt w:val="bullet"/>
+        <w:lvlText w:val="o"/>
+        <w:lvlJc w:val="left"/>
+        <w:pPr>
+          <w:tabs>
+            <w:tab w:val="num" w:pos="1440"/>
+          </w:tabs>
+          <w:ind w:left="1440" w:hanging="360"/>
+        </w:pPr>
+        <w:rPr>
+          <w:rFonts w:ascii="Courier New" w:hAnsi="Courier New" w:hint="default"/>
+          <w:sz w:val="20"/>
+        </w:rPr>
+      </w:lvl>
+    </w:lvlOverride>
+  </w:num>
+  <w:num w:numId="12" w16cid:durableId="401486664">
+    <w:abstractNumId w:val="8"/>
+  </w:num>
+  <w:num w:numId="13" w16cid:durableId="923949970">
     <w:abstractNumId w:val="1"/>
   </w:num>
 </w:numbering>
@@ -1606,6 +3265,41 @@
       <w:spacing w:val="5"/>
     </w:rPr>
   </w:style>
+  <w:style w:type="character" w:styleId="Fuerte">
+    <w:name w:val="Strong"/>
+    <w:basedOn w:val="Fuentedeprrafopredeter"/>
+    <w:uiPriority w:val="22"/>
+    <w:qFormat/>
+    <w:rsid w:val="00D65C93"/>
+    <w:rPr>
+      <w:b/>
+      <w:bCs/>
+    </w:rPr>
+  </w:style>
+  <w:style w:type="character" w:styleId="CdigoHTML">
+    <w:name w:val="HTML Code"/>
+    <w:basedOn w:val="Fuentedeprrafopredeter"/>
+    <w:uiPriority w:val="99"/>
+    <w:semiHidden/>
+    <w:unhideWhenUsed/>
+    <w:rsid w:val="00D65C93"/>
+    <w:rPr>
+      <w:rFonts w:ascii="Courier New" w:eastAsia="Times New Roman" w:hAnsi="Courier New" w:cs="Courier New"/>
+      <w:sz w:val="20"/>
+      <w:szCs w:val="20"/>
+    </w:rPr>
+  </w:style>
+  <w:style w:type="character" w:styleId="nfasis">
+    <w:name w:val="Emphasis"/>
+    <w:basedOn w:val="Fuentedeprrafopredeter"/>
+    <w:uiPriority w:val="20"/>
+    <w:qFormat/>
+    <w:rsid w:val="00D65C93"/>
+    <w:rPr>
+      <w:i/>
+      <w:iCs/>
+    </w:rPr>
+  </w:style>
 </w:styles>
 </file>
 
